--- a/PraneetVerma_ProjectReport.docx
+++ b/PraneetVerma_ProjectReport.docx
@@ -135,7 +135,7 @@
         <w:pStyle w:val="Normal"/>
       </w:pPr>
       <w:r>
-        <w:t xml:space="preserve">Python, Python, pandas, NumPy, Matplotlib, Seaborn, and scikit-learn. See requirements.txt.</w:t>
+        <w:t xml:space="preserve">Python, pandas, NumPy, Matplotlib, Seaborn, and scikit-learn. See requirements.txt.</w:t>
       </w:r>
     </w:p>
     <w:p>
@@ -175,7 +175,7 @@
         <w:pStyle w:val="Normal"/>
       </w:pPr>
       <w:r>
-        <w:t xml:space="preserve">Class-weighted logistic regression and random forest are compared. The notebook reports ROC-AUC, average precision, accuracy, precision, recall, and F1 at a 0.50 threshold, with confusion matrix and curves. The highest test ROC-AUC model is shown for interpretation. For rigorous final estimates, select models via training cross-validation and reserve the test set for one final evaluation.</w:t>
+        <w:t xml:space="preserve">Class-weighted logistic regression and random forest are compared. The model is selected by mean 5-fold stratified cross-validation ROC-AUC on the training split. The stratified 20% holdout is used once for final metrics. The notebook reports ROC-AUC, average precision, accuracy, precision, recall, and F1 at the illustrative 0.50 threshold, along with a confusion matrix and curves.</w:t>
       </w:r>
     </w:p>
     <w:p>
@@ -191,7 +191,7 @@
         <w:pStyle w:val="Normal"/>
       </w:pPr>
       <w:r>
-        <w:t xml:space="preserve">Permutation importance measures the change in test ROC-AUC after shuffling each input feature. It reflects this fitted model, not a causal effect. Correlated features can obscure or divide importance.</w:t>
+        <w:t xml:space="preserve">Permutation importance measures the change in held-out ROC-AUC after shuffling each input feature for the selected model. Tenure was the strongest feature in this run, followed by InternetService, Contract, and MonthlyCharges. These are predictive associations, not causal effects; correlated features can divide or obscure importance.</w:t>
       </w:r>
     </w:p>
     <w:p>
@@ -207,7 +207,7 @@
         <w:pStyle w:val="Normal"/>
       </w:pPr>
       <w:r>
-        <w:t xml:space="preserve">Run all notebook cells to obtain the model table, classification report, confusion matrix, ROC and precision-recall curves, and importance chart. Complete this section with observed results: selected model __________; ROC-AUC __________; average precision __________; precision __________; recall __________; F1 __________. Values depend on the data version, split, threshold, and libraries.</w:t>
+        <w:t xml:space="preserve">The notebook was executed on 11 October 2026 using the IBM CSV and the fixed random seed (42). Logistic Regression was selected (mean 5-fold training ROC-AUC 0.846; Random Forest 0.842). On the untouched 20% test set, Logistic Regression achieved ROC-AUC 0.841, average precision 0.633, precision 0.504, recall 0.783, and F1 0.614 at threshold 0.50 (accuracy 0.738). Random Forest achieved ROC-AUC 0.837, average precision 0.641, precision 0.534, recall 0.743, F1 0.621, and accuracy 0.759. Metrics depend on the dataset version and software environment. The selected model catches more churn cases at this threshold, with more false positives; threshold choice should reflect business costs.</w:t>
       </w:r>
     </w:p>
     <w:p>
@@ -223,7 +223,7 @@
         <w:pStyle w:val="Normal"/>
       </w:pPr>
       <w:r>
-        <w:t xml:space="preserve">Use observed segments and model diagnostics to propose retention hypotheses such as onboarding support or clearer plan options. Validate interventions with controlled experiments and cost-benefit analysis. Do not act on individual scores without human review.</w:t>
+        <w:t xml:space="preserve">Tenure, contract type, internet service, and monthly charges were the leading predictive signals in this run. A retention team could investigate early-tenure support and contract experience as hypotheses, then validate any intervention with controlled experiments and cost-benefit analysis. Do not treat these associations as causes or act on individual scores without appropriate human review.</w:t>
       </w:r>
     </w:p>
     <w:p>
@@ -303,7 +303,7 @@
         <w:pStyle w:val="Normal"/>
       </w:pPr>
       <w:r>
-        <w:t xml:space="preserve">The project demonstrates data inspection, visualization, preprocessing, AI model comparison, evaluation, and interpretation. It is an educational prototype, not a production churn system. Fill in the results section after execution.</w:t>
+        <w:t xml:space="preserve">The completed run demonstrates data inspection, visualization, leakage-aware preprocessing, cross-validation-based model selection, held-out evaluation, and interpretation. Logistic Regression achieved 0.841 test ROC-AUC in this run. This is an educational prototype, not a production churn system; further temporal and external validation, fairness checks, calibration, and cost-sensitive threshold selection are needed before operational use.</w:t>
       </w:r>
     </w:p>
     <w:p>
